--- a/SA25-26_ClassN01_Group05/verification/docs/Bao_cao_BTL_Kripke_BMC_HRM.docx
+++ b/SA25-26_ClassN01_Group05/verification/docs/Bao_cao_BTL_Kripke_BMC_HRM.docx
@@ -3066,6 +3066,330 @@
       </w:r>
     </w:p>
     <w:p>
+      <w:pPr/>
+      <w:r>
+        <w:rPr>
+          <w:b/>
+        </w:rPr>
+        <w:t xml:space="preserve">Cách Z3 nhận cấu trúc mô hình. </w:t>
+      </w:r>
+      <w:r>
+        <w:t>Checker không đưa nguyên văn câu formula vào solver. Nó ánh xạ từng state theo thứ tự trong JSON thành một số nguyên code(s), rồi dùng biến số nguyên state_i biểu diễn trạng thái tại bước i. Tập cạnh R được chuyển thành biểu thức OR của các cặp nguồn–đích; mỗi cặp dùng AND để buộc hai biến liên tiếp khớp đúng cạnh đó.</w:t>
+      </w:r>
+    </w:p>
+    <w:p>
+      <w:pPr>
+        <w:spacing w:before="40" w:after="100"/>
+        <w:ind w:left="360"/>
+      </w:pPr>
+      <w:r>
+        <w:rPr>
+          <w:rFonts w:ascii="Consolas" w:hAnsi="Consolas"/>
+          <w:sz w:val="18"/>
+        </w:rPr>
+        <w:t>Domain(state_i): state_i thuộc các code đã khai báo</w:t>
+        <w:br/>
+        <w:t>Init(state_0): state_0 = code(state đầu)</w:t>
+        <w:br/>
+        <w:t>Step(state_i,state_i+1): OR_(u,v)∈R [state_i=code(u) AND state_i+1=code(v)]</w:t>
+        <w:br/>
+        <w:t>Bad(state_i,state_i+1): OR_(u,v)∈Forbidden [state_i=code(u) AND state_i+1=code(v)]</w:t>
+        <w:br/>
+        <w:t>Safety(d): Init AND mọi Domain AND mọi Step AND Bad(cạnh cuối)</w:t>
+      </w:r>
+    </w:p>
+    <w:p>
+      <w:pPr/>
+      <w:r>
+        <w:rPr>
+          <w:b/>
+        </w:rPr>
+        <w:t xml:space="preserve">Cách đọc kết quả. </w:t>
+      </w:r>
+      <w:r>
+        <w:t>Ở mỗi độ sâu d, Z3 hỏi có d cạnh hợp lệ nối từ state đầu đến một cạnh Bad hay không. SAT nghĩa là tìm được phép gán cho các biến state_i và chính các giá trị đó được giải mã thành counterexample. UNSAT nghĩa là không có trace như vậy ở độ sâu d; runner tăng d từng bước nên SAT đầu tiên là trace ngắn nhất. Nếu Z3 trả UNKNOWN do timeout thì chưa được kết luận PASS.</w:t>
+      </w:r>
+    </w:p>
+    <w:tbl>
+      <w:tblPr>
+        <w:tblW w:type="auto" w:w="0"/>
+        <w:tblLayout w:type="fixed"/>
+        <w:tblLook w:firstColumn="1" w:firstRow="1" w:lastColumn="0" w:lastRow="0" w:noHBand="0" w:noVBand="1" w:val="04A0"/>
+      </w:tblPr>
+      <w:tblGrid>
+        <w:gridCol w:w="3293"/>
+        <w:gridCol w:w="3293"/>
+        <w:gridCol w:w="3293"/>
+      </w:tblGrid>
+      <w:tr>
+        <w:tc>
+          <w:tcPr>
+            <w:tcW w:type="dxa" w:w="1656"/>
+          </w:tcPr>
+          <w:p>
+            <w:pPr>
+              <w:spacing w:before="20" w:after="40"/>
+            </w:pPr>
+            <w:r>
+              <w:rPr>
+                <w:b/>
+                <w:sz w:val="18"/>
+              </w:rPr>
+              <w:t>Luồng / property</w:t>
+            </w:r>
+          </w:p>
+        </w:tc>
+        <w:tc>
+          <w:tcPr>
+            <w:tcW w:type="dxa" w:w="3816"/>
+          </w:tcPr>
+          <w:p>
+            <w:pPr>
+              <w:spacing w:before="20" w:after="40"/>
+            </w:pPr>
+            <w:r>
+              <w:rPr>
+                <w:b/>
+                <w:sz w:val="18"/>
+              </w:rPr>
+              <w:t>Ràng buộc chuyển tiếp Safety</w:t>
+            </w:r>
+          </w:p>
+        </w:tc>
+        <w:tc>
+          <w:tcPr>
+            <w:tcW w:type="dxa" w:w="4406"/>
+          </w:tcPr>
+          <w:p>
+            <w:pPr>
+              <w:spacing w:before="20" w:after="40"/>
+            </w:pPr>
+            <w:r>
+              <w:rPr>
+                <w:b/>
+                <w:sz w:val="18"/>
+              </w:rPr>
+              <w:t>Điều kiện Liveness và cạnh lỗi đối chứng</w:t>
+            </w:r>
+          </w:p>
+        </w:tc>
+      </w:tr>
+      <w:tr>
+        <w:tc>
+          <w:tcPr>
+            <w:tcW w:type="dxa" w:w="1656"/>
+          </w:tcPr>
+          <w:p>
+            <w:pPr>
+              <w:spacing w:before="20" w:after="40"/>
+            </w:pPr>
+            <w:r>
+              <w:rPr>
+                <w:sz w:val="18"/>
+              </w:rPr>
+              <w:t>Đăng nhập (L1/L2)</w:t>
+            </w:r>
+          </w:p>
+        </w:tc>
+        <w:tc>
+          <w:tcPr>
+            <w:tcW w:type="dxa" w:w="3816"/>
+          </w:tcPr>
+          <w:p>
+            <w:pPr>
+              <w:spacing w:before="20" w:after="40"/>
+            </w:pPr>
+            <w:r>
+              <w:rPr>
+                <w:sz w:val="18"/>
+              </w:rPr>
+              <w:t>AUTHENTICATED chỉ được đến từ AUTHENTICATING_ACTIVE.</w:t>
+            </w:r>
+          </w:p>
+        </w:tc>
+        <w:tc>
+          <w:tcPr>
+            <w:tcW w:type="dxa" w:w="4406"/>
+          </w:tcPr>
+          <w:p>
+            <w:pPr>
+              <w:spacing w:before="20" w:after="40"/>
+            </w:pPr>
+            <w:r>
+              <w:rPr>
+                <w:sz w:val="18"/>
+              </w:rPr>
+              <w:t>Liveness: AUTHENTICATING_ACTIVE → nhãn authenticated. Lỗi thử: UNAUTHENTICATED → AUTHENTICATED.</w:t>
+            </w:r>
+          </w:p>
+        </w:tc>
+      </w:tr>
+      <w:tr>
+        <w:tc>
+          <w:tcPr>
+            <w:tcW w:type="dxa" w:w="1656"/>
+          </w:tcPr>
+          <w:p>
+            <w:pPr>
+              <w:spacing w:before="20" w:after="40"/>
+            </w:pPr>
+            <w:r>
+              <w:rPr>
+                <w:sz w:val="18"/>
+              </w:rPr>
+              <w:t>Chấm công (A1/A2)</w:t>
+            </w:r>
+          </w:p>
+        </w:tc>
+        <w:tc>
+          <w:tcPr>
+            <w:tcW w:type="dxa" w:w="3816"/>
+          </w:tcPr>
+          <w:p>
+            <w:pPr>
+              <w:spacing w:before="20" w:after="40"/>
+            </w:pPr>
+            <w:r>
+              <w:rPr>
+                <w:sz w:val="18"/>
+              </w:rPr>
+              <w:t>CHECKED_IN ← CHECKIN_VALID; CHECKED_OUT ← CHECKED_IN.</w:t>
+            </w:r>
+          </w:p>
+        </w:tc>
+        <w:tc>
+          <w:tcPr>
+            <w:tcW w:type="dxa" w:w="4406"/>
+          </w:tcPr>
+          <w:p>
+            <w:pPr>
+              <w:spacing w:before="20" w:after="40"/>
+            </w:pPr>
+            <w:r>
+              <w:rPr>
+                <w:sz w:val="18"/>
+              </w:rPr>
+              <w:t>Liveness: CHECKIN_VALID → nhãn checked_in. Lỗi thử: AUTHENTICATED → CHECKED_OUT.</w:t>
+            </w:r>
+          </w:p>
+        </w:tc>
+      </w:tr>
+      <w:tr>
+        <w:tc>
+          <w:tcPr>
+            <w:tcW w:type="dxa" w:w="1656"/>
+          </w:tcPr>
+          <w:p>
+            <w:pPr>
+              <w:spacing w:before="20" w:after="40"/>
+            </w:pPr>
+            <w:r>
+              <w:rPr>
+                <w:sz w:val="18"/>
+              </w:rPr>
+              <w:t>Nghỉ phép (LV1/LV2)</w:t>
+            </w:r>
+          </w:p>
+        </w:tc>
+        <w:tc>
+          <w:tcPr>
+            <w:tcW w:type="dxa" w:w="3816"/>
+          </w:tcPr>
+          <w:p>
+            <w:pPr>
+              <w:spacing w:before="20" w:after="40"/>
+            </w:pPr>
+            <w:r>
+              <w:rPr>
+                <w:sz w:val="18"/>
+              </w:rPr>
+              <w:t>APPROVED và REJECTED chỉ được đến từ PENDING.</w:t>
+            </w:r>
+          </w:p>
+        </w:tc>
+        <w:tc>
+          <w:tcPr>
+            <w:tcW w:type="dxa" w:w="4406"/>
+          </w:tcPr>
+          <w:p>
+            <w:pPr>
+              <w:spacing w:before="20" w:after="40"/>
+            </w:pPr>
+            <w:r>
+              <w:rPr>
+                <w:sz w:val="18"/>
+              </w:rPr>
+              <w:t>Liveness: PENDING → nhãn approved hoặc rejected. Lỗi thử: NO_REQUEST → APPROVED.</w:t>
+            </w:r>
+          </w:p>
+        </w:tc>
+      </w:tr>
+      <w:tr>
+        <w:tc>
+          <w:tcPr>
+            <w:tcW w:type="dxa" w:w="1656"/>
+          </w:tcPr>
+          <w:p>
+            <w:pPr>
+              <w:spacing w:before="20" w:after="40"/>
+            </w:pPr>
+            <w:r>
+              <w:rPr>
+                <w:sz w:val="18"/>
+              </w:rPr>
+              <w:t>Tính lương (P1/P2)</w:t>
+            </w:r>
+          </w:p>
+        </w:tc>
+        <w:tc>
+          <w:tcPr>
+            <w:tcW w:type="dxa" w:w="3816"/>
+          </w:tcPr>
+          <w:p>
+            <w:pPr>
+              <w:spacing w:before="20" w:after="40"/>
+            </w:pPr>
+            <w:r>
+              <w:rPr>
+                <w:sz w:val="18"/>
+              </w:rPr>
+              <w:t>CALCULATING ← NOT_CALCULATED; DRAFT ← CALCULATING; PAID ← DRAFT hoặc PAID.</w:t>
+            </w:r>
+          </w:p>
+        </w:tc>
+        <w:tc>
+          <w:tcPr>
+            <w:tcW w:type="dxa" w:w="4406"/>
+          </w:tcPr>
+          <w:p>
+            <w:pPr>
+              <w:spacing w:before="20" w:after="40"/>
+            </w:pPr>
+            <w:r>
+              <w:rPr>
+                <w:sz w:val="18"/>
+              </w:rPr>
+              <w:t>Liveness: NOT_CALCULATED → nhãn draft. Lỗi thử: PAID → DRAFT.</w:t>
+            </w:r>
+          </w:p>
+        </w:tc>
+      </w:tr>
+    </w:tbl>
+    <w:p>
+      <w:pPr>
+        <w:keepLines/>
+      </w:pPr>
+      <w:r>
+        <w:rPr>
+          <w:b/>
+        </w:rPr>
+        <w:t xml:space="preserve">Ví dụ trace do Z3 trả. </w:t>
+      </w:r>
+      <w:r>
+        <w:t>Khi mô hình Attendance được chèn cạnh lỗi AUTHENTICATED → CHECKED_OUT, truy vấn Safety SAT và trace là READY → AUTHENTICATED → CHECKED_OUT. Mô hình Login faulty trả UNAUTHENTICATED → AUTHENTICATED. Trên mô hình chuẩn, các cạnh này không thuộc R nên Z3 không tìm được phản ví dụ (UNSAT). Cạnh lỗi chỉ được thêm trong phép thử đối chứng, không phải luồng chuẩn.</w:t>
+      </w:r>
+    </w:p>
+    <w:p>
       <w:pPr>
         <w:pStyle w:val="Heading2"/>
       </w:pPr>
@@ -3078,10 +3402,7 @@
     </w:p>
     <w:p>
       <w:r>
-        <w:rPr>
-          <w:rFonts w:eastAsia="Aptos"/>
-        </w:rPr>
-        <w:t>Safety dùng k bằng số state reachable của mô hình (Login 8, Attendance 6, Leave 4, Payroll 4). Nếu có đường tới cạnh cấm, phần tiền tố trước cạnh vi phạm có thể rút gọn thành đường không lặp state; vì vậy bound này đủ để tìm cạnh vi phạm trên đồ thị hữu hạn đang xét. Đối với AF(target), checker hỏi có đường tránh target dài bằng số state reachable hay không. Nếu có đường dài như vậy trên đồ thị hữu hạn và quan hệ chuyển tiếp total, một state phải lặp lại, tạo chu trình tránh target và phản ví dụ vô hạn; UNSAT nghĩa là không có phản ví dụ dạng đó trong mô hình.</w:t>
+        <w:t>Safety dùng k = |Reach(s0)|, tức số state có thể đạt được từ state đầu bằng cách duyệt R. Đường ngắn nhất từ state đầu đến nguồn của một cạnh cấm không lặp state, dài tối đa k−1 cạnh; thêm chính cạnh vi phạm thì tối đa k cạnh. Vì vậy runner thử các độ sâu 1..k. Đây là completeness bound trên graph đã đặc tả, không phải số bước tùy chọn. Ở depth k có k+1 lần xuất hiện state (state_0..state_k).</w:t>
       </w:r>
     </w:p>
     <w:p>
@@ -3090,6 +3411,295 @@
           <w:rFonts w:eastAsia="Aptos"/>
         </w:rPr>
         <w:t>Cách diễn giải “đầy đủ” ở đây chỉ áp dụng cho các state/edge được đặc tả và encoding hiện tại, không bao hàm tính đầy đủ của mô hình đối với toàn bộ phần mềm HRM.</w:t>
+      </w:r>
+    </w:p>
+    <w:p>
+      <w:pPr/>
+      <w:r>
+        <w:rPr>
+          <w:b/>
+        </w:rPr>
+        <w:t xml:space="preserve">Bound cụ thể của bốn mô hình. </w:t>
+      </w:r>
+      <w:r>
+        <w:t>Các giá trị được tính lại từ graph khi chạy; validator yêu cầu mọi state trong JSON reachable từ state đầu nên số reachable khớp tổng số state hiện có.</w:t>
+      </w:r>
+    </w:p>
+    <w:tbl>
+      <w:tblPr>
+        <w:tblW w:type="auto" w:w="0"/>
+        <w:tblLayout w:type="fixed"/>
+        <w:tblLook w:firstColumn="1" w:firstRow="1" w:lastColumn="0" w:lastRow="0" w:noHBand="0" w:noVBand="1" w:val="04A0"/>
+      </w:tblPr>
+      <w:tblGrid>
+        <w:gridCol w:w="3293"/>
+        <w:gridCol w:w="3293"/>
+        <w:gridCol w:w="3293"/>
+      </w:tblGrid>
+      <w:tr>
+        <w:tc>
+          <w:tcPr>
+            <w:tcW w:type="dxa" w:w="3528"/>
+          </w:tcPr>
+          <w:p>
+            <w:pPr>
+              <w:spacing w:before="20" w:after="40"/>
+            </w:pPr>
+            <w:r>
+              <w:rPr>
+                <w:b/>
+                <w:sz w:val="18"/>
+              </w:rPr>
+              <w:t>Chức năng</w:t>
+            </w:r>
+          </w:p>
+        </w:tc>
+        <w:tc>
+          <w:tcPr>
+            <w:tcW w:type="dxa" w:w="2952"/>
+          </w:tcPr>
+          <w:p>
+            <w:pPr>
+              <w:spacing w:before="20" w:after="40"/>
+            </w:pPr>
+            <w:r>
+              <w:rPr>
+                <w:b/>
+                <w:sz w:val="18"/>
+              </w:rPr>
+              <w:t>k = số state reachable</w:t>
+            </w:r>
+          </w:p>
+        </w:tc>
+        <w:tc>
+          <w:tcPr>
+            <w:tcW w:type="dxa" w:w="3398"/>
+          </w:tcPr>
+          <w:p>
+            <w:pPr>
+              <w:spacing w:before="20" w:after="40"/>
+            </w:pPr>
+            <w:r>
+              <w:rPr>
+                <w:b/>
+                <w:sz w:val="18"/>
+              </w:rPr>
+              <w:t>Số lần xuất hiện state tối đa (k+1)</w:t>
+            </w:r>
+          </w:p>
+        </w:tc>
+      </w:tr>
+      <w:tr>
+        <w:tc>
+          <w:tcPr>
+            <w:tcW w:type="dxa" w:w="3528"/>
+          </w:tcPr>
+          <w:p>
+            <w:pPr>
+              <w:spacing w:before="20" w:after="40"/>
+            </w:pPr>
+            <w:r>
+              <w:rPr>
+                <w:sz w:val="18"/>
+              </w:rPr>
+              <w:t>Login</w:t>
+            </w:r>
+          </w:p>
+        </w:tc>
+        <w:tc>
+          <w:tcPr>
+            <w:tcW w:type="dxa" w:w="2952"/>
+          </w:tcPr>
+          <w:p>
+            <w:pPr>
+              <w:spacing w:before="20" w:after="40"/>
+            </w:pPr>
+            <w:r>
+              <w:rPr>
+                <w:sz w:val="18"/>
+              </w:rPr>
+              <w:t>8</w:t>
+            </w:r>
+          </w:p>
+        </w:tc>
+        <w:tc>
+          <w:tcPr>
+            <w:tcW w:type="dxa" w:w="3398"/>
+          </w:tcPr>
+          <w:p>
+            <w:pPr>
+              <w:spacing w:before="20" w:after="40"/>
+            </w:pPr>
+            <w:r>
+              <w:rPr>
+                <w:sz w:val="18"/>
+              </w:rPr>
+              <w:t>9</w:t>
+            </w:r>
+          </w:p>
+        </w:tc>
+      </w:tr>
+      <w:tr>
+        <w:tc>
+          <w:tcPr>
+            <w:tcW w:type="dxa" w:w="3528"/>
+          </w:tcPr>
+          <w:p>
+            <w:pPr>
+              <w:spacing w:before="20" w:after="40"/>
+            </w:pPr>
+            <w:r>
+              <w:rPr>
+                <w:sz w:val="18"/>
+              </w:rPr>
+              <w:t>Attendance</w:t>
+            </w:r>
+          </w:p>
+        </w:tc>
+        <w:tc>
+          <w:tcPr>
+            <w:tcW w:type="dxa" w:w="2952"/>
+          </w:tcPr>
+          <w:p>
+            <w:pPr>
+              <w:spacing w:before="20" w:after="40"/>
+            </w:pPr>
+            <w:r>
+              <w:rPr>
+                <w:sz w:val="18"/>
+              </w:rPr>
+              <w:t>6</w:t>
+            </w:r>
+          </w:p>
+        </w:tc>
+        <w:tc>
+          <w:tcPr>
+            <w:tcW w:type="dxa" w:w="3398"/>
+          </w:tcPr>
+          <w:p>
+            <w:pPr>
+              <w:spacing w:before="20" w:after="40"/>
+            </w:pPr>
+            <w:r>
+              <w:rPr>
+                <w:sz w:val="18"/>
+              </w:rPr>
+              <w:t>7</w:t>
+            </w:r>
+          </w:p>
+        </w:tc>
+      </w:tr>
+      <w:tr>
+        <w:tc>
+          <w:tcPr>
+            <w:tcW w:type="dxa" w:w="3528"/>
+          </w:tcPr>
+          <w:p>
+            <w:pPr>
+              <w:spacing w:before="20" w:after="40"/>
+            </w:pPr>
+            <w:r>
+              <w:rPr>
+                <w:sz w:val="18"/>
+              </w:rPr>
+              <w:t>Leave</w:t>
+            </w:r>
+          </w:p>
+        </w:tc>
+        <w:tc>
+          <w:tcPr>
+            <w:tcW w:type="dxa" w:w="2952"/>
+          </w:tcPr>
+          <w:p>
+            <w:pPr>
+              <w:spacing w:before="20" w:after="40"/>
+            </w:pPr>
+            <w:r>
+              <w:rPr>
+                <w:sz w:val="18"/>
+              </w:rPr>
+              <w:t>4</w:t>
+            </w:r>
+          </w:p>
+        </w:tc>
+        <w:tc>
+          <w:tcPr>
+            <w:tcW w:type="dxa" w:w="3398"/>
+          </w:tcPr>
+          <w:p>
+            <w:pPr>
+              <w:spacing w:before="20" w:after="40"/>
+            </w:pPr>
+            <w:r>
+              <w:rPr>
+                <w:sz w:val="18"/>
+              </w:rPr>
+              <w:t>5</w:t>
+            </w:r>
+          </w:p>
+        </w:tc>
+      </w:tr>
+      <w:tr>
+        <w:tc>
+          <w:tcPr>
+            <w:tcW w:type="dxa" w:w="3528"/>
+          </w:tcPr>
+          <w:p>
+            <w:pPr>
+              <w:spacing w:before="20" w:after="40"/>
+            </w:pPr>
+            <w:r>
+              <w:rPr>
+                <w:sz w:val="18"/>
+              </w:rPr>
+              <w:t>Payroll</w:t>
+            </w:r>
+          </w:p>
+        </w:tc>
+        <w:tc>
+          <w:tcPr>
+            <w:tcW w:type="dxa" w:w="2952"/>
+          </w:tcPr>
+          <w:p>
+            <w:pPr>
+              <w:spacing w:before="20" w:after="40"/>
+            </w:pPr>
+            <w:r>
+              <w:rPr>
+                <w:sz w:val="18"/>
+              </w:rPr>
+              <w:t>4</w:t>
+            </w:r>
+          </w:p>
+        </w:tc>
+        <w:tc>
+          <w:tcPr>
+            <w:tcW w:type="dxa" w:w="3398"/>
+          </w:tcPr>
+          <w:p>
+            <w:pPr>
+              <w:spacing w:before="20" w:after="40"/>
+            </w:pPr>
+            <w:r>
+              <w:rPr>
+                <w:sz w:val="18"/>
+              </w:rPr>
+              <w:t>5</w:t>
+            </w:r>
+          </w:p>
+        </w:tc>
+      </w:tr>
+    </w:tbl>
+    <w:p>
+      <w:pPr/>
+      <w:r>
+        <w:rPr>
+          <w:b/>
+        </w:rPr>
+        <w:t xml:space="preserve">Vì sao bound Liveness cũng đủ. </w:t>
+      </w:r>
+      <w:r>
+        <w:t>Để kiểm tra AF(target), Z3 tìm đường dài k cạnh mà toàn bộ state_0..state_k đều tránh target. Quan hệ chuyển tiếp total và có k state reachable; k+1 lần xuất hiện buộc phải lặp một state, tạo chu trình tránh target và phản ví dụ vô hạn. UNSAT loại trừ chu trình đó trong mô hình. Các starts hiện được đặc tả đều reachable từ state đầu.</w:t>
       </w:r>
     </w:p>
     <w:p>
@@ -3985,7 +4595,7 @@
         <w:rPr>
           <w:rFonts w:eastAsia="Aptos"/>
         </w:rPr>
-        <w:t>Kết quả graph checker ghi nhận safe PASS và faulty DETECTED cho cả bốn luồng; liveness PASS 4/4. Unit test đã chạy trong lần xác minh hiện có: 10/10 PASS. Để nộp, nên chạy lại trên máy nhóm và lưu log mới để minh chứng phiên bản môi trường thực tế.</w:t>
+        <w:t>Kết quả graph checker ghi nhận safe PASS và faulty DETECTED cho cả bốn luồng; liveness PASS 4/4. Unit test đã chạy trong lần xác minh hiện có: 11/11 PASS. Để nộp, nên chạy lại trên máy nhóm và lưu log mới để minh chứng phiên bản môi trường thực tế.</w:t>
       </w:r>
     </w:p>
     <w:p>
@@ -5176,6 +5786,18 @@
       </w:r>
     </w:p>
     <w:p>
+      <w:pPr/>
+      <w:r>
+        <w:rPr>
+          <w:b/>
+        </w:rPr>
+        <w:t xml:space="preserve">Mục đích: </w:t>
+      </w:r>
+      <w:r>
+        <w:t>đọc bốn đặc tả JSON và sinh các mô hình Kripke cùng bộ test tĩnh. Kết quả mong đợi là 4 mô hình và 34 ca kiểm thử được lưu trong verification/models/, verification/faulty_models/ và verification/generated/. Lệnh này chỉ sinh artifact, chưa chạy checker hay Z3 và không gửi yêu cầu đến API HRM.</w:t>
+      </w:r>
+    </w:p>
+    <w:p>
       <w:pPr>
         <w:spacing w:after="20"/>
         <w:ind w:left="259"/>
@@ -5187,6 +5809,18 @@
           <w:sz w:val="18"/>
         </w:rPr>
         <w:t>python -m unittest discover -s verification/tests -v</w:t>
+      </w:r>
+    </w:p>
+    <w:p>
+      <w:pPr/>
+      <w:r>
+        <w:rPr>
+          <w:b/>
+        </w:rPr>
+        <w:t xml:space="preserve">Mục đích: </w:t>
+      </w:r>
+      <w:r>
+        <w:t>tự tìm và chạy toàn bộ unit test trong verification/tests. Các test kiểm tra việc sinh mô hình/test case, phát hiện lỗi Safety/Liveness và các tiện ích liên quan. Kết quả mong đợi là từng test hiện ok và dòng cuối báo OK; nếu thiếu z3-solver, các test BMC có thể lỗi import và cần cài requirements-z3.txt trong virtual environment.</w:t>
       </w:r>
     </w:p>
     <w:p>
@@ -5204,6 +5838,18 @@
       </w:r>
     </w:p>
     <w:p>
+      <w:pPr/>
+      <w:r>
+        <w:rPr>
+          <w:b/>
+        </w:rPr>
+        <w:t xml:space="preserve">Mục đích: </w:t>
+      </w:r>
+      <w:r>
+        <w:t>chạy kiểm chứng dựa trên đồ thị trạng thái cho cả bốn chức năng. Báo cáo console trạng thái Safety/Liveness của mô hình đúng, xác nhận mô hình faulty bị phát hiện và in counterexample. Kết quả tổng thể mong đợi là Overall: PASS; đây là kết quả của graph checker, không thay thế lần chạy Z3 BMC.</w:t>
+      </w:r>
+    </w:p>
+    <w:p>
       <w:pPr>
         <w:spacing w:after="20"/>
         <w:ind w:left="259"/>
@@ -5218,6 +5864,18 @@
       </w:r>
     </w:p>
     <w:p>
+      <w:pPr/>
+      <w:r>
+        <w:rPr>
+          <w:b/>
+        </w:rPr>
+        <w:t xml:space="preserve">Mục đích: </w:t>
+      </w:r>
+      <w:r>
+        <w:t>dùng Z3 giải các ràng buộc BMC cho bốn mô hình, lặp lại quy trình 20 lần để tạo bản ghi demo/quan sát tài nguyên. Mô hình đúng thường cho UNSAT khi tìm vi phạm Safety; mô hình faulty cho SAT kèm trace phản ví dụ. Tham số --repeat 20 là số lần lặp chạy, không phải 20 test case nghiệp vụ. Cần cài z3-solver trong môi trường Python đang kích hoạt.</w:t>
+      </w:r>
+    </w:p>
+    <w:p>
       <w:pPr>
         <w:spacing w:after="20"/>
         <w:ind w:left="259"/>
@@ -5229,6 +5887,18 @@
           <w:sz w:val="18"/>
         </w:rPr>
         <w:t>python verification/show_bmc_memory.py --feature all</w:t>
+      </w:r>
+    </w:p>
+    <w:p>
+      <w:pPr/>
+      <w:r>
+        <w:rPr>
+          <w:b/>
+        </w:rPr>
+        <w:t xml:space="preserve">Mục đích: </w:t>
+      </w:r>
+      <w:r>
+        <w:t>đọc kết quả BMC để trình bày trace trạng thái và số đo thời gian/RAM cho tất cả chức năng. --feature all chọn cả đăng nhập, chấm công, nghỉ phép và tính lương. RSS và RAM hệ thống là số đo của lần chạy trên máy hiện tại; chúng không phải dữ liệu nhân sự thật. Hãy chạy run_z3_demo.py trước để có kết quả đầu vào cần thiết.</w:t>
       </w:r>
     </w:p>
     <w:p>
@@ -5775,6 +6445,120 @@
           <w:rFonts w:eastAsia="Aptos"/>
         </w:rPr>
         <w:br w:type="page"/>
+      </w:r>
+    </w:p>
+    <w:p>
+      <w:pPr>
+        <w:pStyle w:val="Heading3"/>
+      </w:pPr>
+      <w:r>
+        <w:t>Ví dụ demo luồng đăng nhập</w:t>
+      </w:r>
+    </w:p>
+    <w:p>
+      <w:pPr/>
+      <w:r>
+        <w:t>Khoảng 1 phút. Mở verification/specs/login.json và verification/generated/test_cases.md để đối chiếu đặc tả với các ca kiểm thử.</w:t>
+      </w:r>
+    </w:p>
+    <w:p>
+      <w:pPr>
+        <w:pStyle w:val="ListBullet"/>
+      </w:pPr>
+      <w:r>
+        <w:t>Chỉ state đầu UNAUTHENTICATED và luồng đăng nhập hợp lệ UNAUTHENTICATED → AUTHENTICATING_ACTIVE → AUTHENTICATED; nêu nhánh sai thông tin đi tới LOGIN_FAILED.</w:t>
+      </w:r>
+    </w:p>
+    <w:p>
+      <w:pPr>
+        <w:pStyle w:val="ListBullet"/>
+      </w:pPr>
+      <w:r>
+        <w:t>Giải thích Safety L1: AUTHENTICATED chỉ được đi vào từ AUTHENTICATING_ACTIVE. Liveness L2 yêu cầu từ AUTHENTICATING_ACTIVE cuối cùng đạt nhãn authenticated.</w:t>
+      </w:r>
+    </w:p>
+    <w:p>
+      <w:pPr/>
+      <w:r>
+        <w:t>Lệnh xem trace Z3 đã lưu cho riêng chức năng đăng nhập (chạy run_z3_demo.py trước):</w:t>
+      </w:r>
+    </w:p>
+    <w:p>
+      <w:pPr/>
+      <w:r>
+        <w:rPr>
+          <w:rFonts w:ascii="Consolas" w:hAnsi="Consolas"/>
+          <w:sz w:val="18"/>
+        </w:rPr>
+        <w:t>python verification/show_bmc_memory.py --feature login</w:t>
+      </w:r>
+    </w:p>
+    <w:p>
+      <w:pPr>
+        <w:pStyle w:val="ListBullet"/>
+      </w:pPr>
+      <w:r>
+        <w:t>Kết quả cần nói: mô hình đúng UNSAT nghĩa là không tìm thấy đường vi phạm Safety trong bound; mô hình faulty SAT đưa ra phản ví dụ UNAUTHENTICATED → AUTHENTICATED. Cạnh này được chèn có chủ đích để minh họa checker phát hiện lỗi, không phải luồng hợp lệ của HRM.</w:t>
+      </w:r>
+    </w:p>
+    <w:p>
+      <w:pPr>
+        <w:pStyle w:val="Heading3"/>
+      </w:pPr>
+      <w:r>
+        <w:t>Ví dụ demo luồng chấm công</w:t>
+      </w:r>
+    </w:p>
+    <w:p>
+      <w:pPr/>
+      <w:r>
+        <w:t>Khoảng 1 phút. Mở verification/specs/attendance.json và tìm các ca GEN-ATTENDANCE, GEN-ATTENDANCE-SAFETY trong verification/generated/test_cases.md.</w:t>
+      </w:r>
+    </w:p>
+    <w:p>
+      <w:pPr>
+        <w:pStyle w:val="ListBullet"/>
+      </w:pPr>
+      <w:r>
+        <w:t>Trình bày đường hợp lệ READY → AUTHENTICATED → CHECKIN_VALID → CHECKED_IN → CHECKED_OUT. Giải thích A1: check-in cần qua CHECKIN_VALID và check-out chỉ được thực hiện sau CHECKED_IN.</w:t>
+      </w:r>
+    </w:p>
+    <w:p>
+      <w:pPr>
+        <w:pStyle w:val="ListBullet"/>
+      </w:pPr>
+      <w:r>
+        <w:t>Giải thích A2: từ CHECKIN_VALID, mọi nhánh trong mô hình cuối cùng đạt CHECKED_IN. Đường chứng kiến CHECKIN_VALID → CHECKED_IN cho thấy có đường đi đến nhãn checked_in.</w:t>
+      </w:r>
+    </w:p>
+    <w:p>
+      <w:pPr/>
+      <w:r>
+        <w:t>Lệnh xem trace Z3 đã lưu cho riêng chức năng chấm công:</w:t>
+      </w:r>
+    </w:p>
+    <w:p>
+      <w:pPr/>
+      <w:r>
+        <w:rPr>
+          <w:rFonts w:ascii="Consolas" w:hAnsi="Consolas"/>
+          <w:sz w:val="18"/>
+        </w:rPr>
+        <w:t>python verification/show_bmc_memory.py --feature attendance</w:t>
+      </w:r>
+    </w:p>
+    <w:p>
+      <w:pPr>
+        <w:pStyle w:val="ListBullet"/>
+      </w:pPr>
+      <w:r>
+        <w:t>Kết quả cần nói: mô hình faulty có phản ví dụ READY → AUTHENTICATED → CHECKED_OUT, vi phạm A1 vì bỏ qua CHECKIN_VALID và CHECKED_IN; mô hình đúng không có cạnh này. Đây là kiểm thử tĩnh trên mô hình, chưa gửi request tới API.</w:t>
+      </w:r>
+    </w:p>
+    <w:p>
+      <w:pPr/>
+      <w:r>
+        <w:t>Kết thúc demo (khoảng 30–60 giây): nhắc rằng run_z3_demo.py --repeat 20 chạy cả bốn chức năng; tùy chọn --feature ở lệnh show_bmc_memory.py chỉ lọc trace cần trình bày. UNSAT/SAT là kết quả truy vấn trên mô hình đã mã hóa, không phải chứng minh toàn bộ ứng dụng HRM không có lỗi.</w:t>
       </w:r>
     </w:p>
     <w:p>
